--- a/00-首页/题组Word/初赛模拟卷（老·I~IX）/真题版式/初赛模拟卷III（非有机·答案与解析版·真题版式）.docx
+++ b/00-首页/题组Word/初赛模拟卷（老·I~IX）/真题版式/初赛模拟卷III（非有机·答案与解析版·真题版式）.docx
@@ -5915,7 +5915,7 @@
       <w:r>
         <w:drawing>
           <wp:inline>
-            <wp:extent cx="2520000" cy="4471327"/>
+            <wp:extent cx="1339092" cy="2376000"/>
             <wp:effectExtent b="0" l="0" r="0" t="0"/>
             <wp:docPr descr="" title="" id="27" name="Picture"/>
             <a:graphic>
@@ -5936,7 +5936,7 @@
                   <pic:spPr bwMode="auto">
                     <a:xfrm>
                       <a:off x="0" y="0"/>
-                      <a:ext cx="2520000" cy="4471327"/>
+                      <a:ext cx="1339092" cy="2376000"/>
                     </a:xfrm>
                     <a:prstGeom prst="rect">
                       <a:avLst/>
@@ -10382,7 +10382,7 @@
       <w:r>
         <w:drawing>
           <wp:inline>
-            <wp:extent cx="2832100" cy="1701800"/>
+            <wp:extent cx="2520000" cy="1514260"/>
             <wp:effectExtent b="0" l="0" r="0" t="0"/>
             <wp:docPr descr="" title="" id="34" name="Picture"/>
             <a:graphic>
@@ -10403,7 +10403,7 @@
                   <pic:spPr bwMode="auto">
                     <a:xfrm>
                       <a:off x="0" y="0"/>
-                      <a:ext cx="2832100" cy="1701800"/>
+                      <a:ext cx="2520000" cy="1514260"/>
                     </a:xfrm>
                     <a:prstGeom prst="rect">
                       <a:avLst/>
@@ -14472,7 +14472,7 @@
       <w:r>
         <w:drawing>
           <wp:inline>
-            <wp:extent cx="2578100" cy="2578100"/>
+            <wp:extent cx="2015999" cy="2015999"/>
             <wp:effectExtent b="0" l="0" r="0" t="0"/>
             <wp:docPr descr="" title="" id="44" name="Picture"/>
             <a:graphic>
@@ -14493,7 +14493,7 @@
                   <pic:spPr bwMode="auto">
                     <a:xfrm>
                       <a:off x="0" y="0"/>
-                      <a:ext cx="2578100" cy="2578100"/>
+                      <a:ext cx="2015999" cy="2015999"/>
                     </a:xfrm>
                     <a:prstGeom prst="rect">
                       <a:avLst/>
@@ -15360,7 +15360,7 @@
       <w:r>
         <w:drawing>
           <wp:inline>
-            <wp:extent cx="3149600" cy="4279900"/>
+            <wp:extent cx="1483584" cy="2015999"/>
             <wp:effectExtent b="0" l="0" r="0" t="0"/>
             <wp:docPr descr="" title="" id="49" name="Picture"/>
             <a:graphic>
@@ -15381,7 +15381,7 @@
                   <pic:spPr bwMode="auto">
                     <a:xfrm>
                       <a:off x="0" y="0"/>
-                      <a:ext cx="3149600" cy="4279900"/>
+                      <a:ext cx="1483584" cy="2015999"/>
                     </a:xfrm>
                     <a:prstGeom prst="rect">
                       <a:avLst/>
@@ -18051,7 +18051,7 @@
       <w:r>
         <w:drawing>
           <wp:inline>
-            <wp:extent cx="3600000" cy="1566777"/>
+            <wp:extent cx="2520000" cy="1096744"/>
             <wp:effectExtent b="0" l="0" r="0" t="0"/>
             <wp:docPr descr="" title="" id="54" name="Picture"/>
             <a:graphic>
@@ -18072,7 +18072,7 @@
                   <pic:spPr bwMode="auto">
                     <a:xfrm>
                       <a:off x="0" y="0"/>
-                      <a:ext cx="3600000" cy="1566777"/>
+                      <a:ext cx="2520000" cy="1096744"/>
                     </a:xfrm>
                     <a:prstGeom prst="rect">
                       <a:avLst/>
@@ -18152,7 +18152,7 @@
       <w:r>
         <w:drawing>
           <wp:inline>
-            <wp:extent cx="3600000" cy="1922330"/>
+            <wp:extent cx="2520000" cy="1345631"/>
             <wp:effectExtent b="0" l="0" r="0" t="0"/>
             <wp:docPr descr="" title="" id="57" name="Picture"/>
             <a:graphic>
@@ -18173,7 +18173,7 @@
                   <pic:spPr bwMode="auto">
                     <a:xfrm>
                       <a:off x="0" y="0"/>
-                      <a:ext cx="3600000" cy="1922330"/>
+                      <a:ext cx="2520000" cy="1345631"/>
                     </a:xfrm>
                     <a:prstGeom prst="rect">
                       <a:avLst/>
@@ -19445,7 +19445,7 @@
       <w:r>
         <w:drawing>
           <wp:inline>
-            <wp:extent cx="2590800" cy="2298700"/>
+            <wp:extent cx="2015999" cy="1788705"/>
             <wp:effectExtent b="0" l="0" r="0" t="0"/>
             <wp:docPr descr="" title="" id="62" name="Picture"/>
             <a:graphic>
@@ -19466,7 +19466,7 @@
                   <pic:spPr bwMode="auto">
                     <a:xfrm>
                       <a:off x="0" y="0"/>
-                      <a:ext cx="2590800" cy="2298700"/>
+                      <a:ext cx="2015999" cy="1788705"/>
                     </a:xfrm>
                     <a:prstGeom prst="rect">
                       <a:avLst/>
@@ -19959,7 +19959,7 @@
       <w:r>
         <w:drawing>
           <wp:inline>
-            <wp:extent cx="3600000" cy="1411332"/>
+            <wp:extent cx="2520000" cy="987932"/>
             <wp:effectExtent b="0" l="0" r="0" t="0"/>
             <wp:docPr descr="" title="" id="65" name="Picture"/>
             <a:graphic>
@@ -19980,7 +19980,7 @@
                   <pic:spPr bwMode="auto">
                     <a:xfrm>
                       <a:off x="0" y="0"/>
-                      <a:ext cx="3600000" cy="1411332"/>
+                      <a:ext cx="2520000" cy="987932"/>
                     </a:xfrm>
                     <a:prstGeom prst="rect">
                       <a:avLst/>
@@ -20146,7 +20146,7 @@
       <w:r>
         <w:drawing>
           <wp:inline>
-            <wp:extent cx="3086100" cy="2133600"/>
+            <wp:extent cx="2520000" cy="1742222"/>
             <wp:effectExtent b="0" l="0" r="0" t="0"/>
             <wp:docPr descr="" title="" id="70" name="Picture"/>
             <a:graphic>
@@ -20167,7 +20167,7 @@
                   <pic:spPr bwMode="auto">
                     <a:xfrm>
                       <a:off x="0" y="0"/>
-                      <a:ext cx="3086100" cy="2133600"/>
+                      <a:ext cx="2520000" cy="1742222"/>
                     </a:xfrm>
                     <a:prstGeom prst="rect">
                       <a:avLst/>
